--- a/docs/הגשה סופית/5 - מסמך אבטחת מידע - Runi.docx
+++ b/docs/הגשה סופית/5 - מסמך אבטחת מידע - Runi.docx
@@ -39,7 +39,7 @@
         <w:spacing w:after="140" w:line="300" w:lineRule="auto"/>
       </w:pPr>
       <w:r>
-        <w:t xml:space="preserve">תרגיל סיום — Internet Technologies | RUNI CS 2026 עודכן: 2 בספטמבר 2026</w:t>
+        <w:t>תרגיל סיום — Internet Technologies | RUNI CS 2026 עודכן: 2 בספטמבר 2026</w:t>
       </w:r>
     </w:p>
     <w:p>
@@ -49,8 +49,8 @@
       <w:r>
         <w:rPr>
           <w:color w:val="000000"/>
+          <w:sz w:val="27"/>
           <w:szCs w:val="27"/>
-          <w:sz w:val="27"/>
         </w:rPr>
         <w:t>תוכן עניינים</w:t>
       </w:r>
@@ -68,7 +68,11 @@
       </w:pPr>
       <w:r>
         <w:fldChar w:fldCharType="begin"/>
+      </w:r>
+      <w:r>
         <w:instrText xml:space="preserve"> TOC \o "1-2" \h \z \u </w:instrText>
+      </w:r>
+      <w:r>
         <w:fldChar w:fldCharType="separate"/>
       </w:r>
       <w:hyperlink w:anchor="_Toc5doc5000" w:history="1">
@@ -86,8 +90,36 @@
             <w:rtl w:val="0"/>
           </w:rPr>
           <w:tab/>
+        </w:r>
+        <w:r>
+          <w:rPr>
+            <w:noProof/>
+            <w:webHidden/>
+            <w:rtl w:val="0"/>
+          </w:rPr>
           <w:fldChar w:fldCharType="begin"/>
+        </w:r>
+        <w:r>
+          <w:rPr>
+            <w:noProof/>
+            <w:webHidden/>
+            <w:rtl w:val="0"/>
+          </w:rPr>
           <w:instrText xml:space="preserve"> PAGEREF _Toc5doc5000 \h </w:instrText>
+        </w:r>
+        <w:r>
+          <w:rPr>
+            <w:noProof/>
+            <w:webHidden/>
+            <w:rtl w:val="0"/>
+          </w:rPr>
+        </w:r>
+        <w:r>
+          <w:rPr>
+            <w:noProof/>
+            <w:webHidden/>
+            <w:rtl w:val="0"/>
+          </w:rPr>
           <w:fldChar w:fldCharType="separate"/>
         </w:r>
         <w:r>
@@ -95,7 +127,7 @@
             <w:noProof/>
             <w:webHidden/>
           </w:rPr>
-          <w:t>1</w:t>
+          <w:t>2</w:t>
         </w:r>
         <w:r>
           <w:rPr>
@@ -133,8 +165,36 @@
             <w:rtl w:val="0"/>
           </w:rPr>
           <w:tab/>
+        </w:r>
+        <w:r>
+          <w:rPr>
+            <w:noProof/>
+            <w:webHidden/>
+            <w:rtl w:val="0"/>
+          </w:rPr>
           <w:fldChar w:fldCharType="begin"/>
+        </w:r>
+        <w:r>
+          <w:rPr>
+            <w:noProof/>
+            <w:webHidden/>
+            <w:rtl w:val="0"/>
+          </w:rPr>
           <w:instrText xml:space="preserve"> PAGEREF _Toc5doc5001 \h </w:instrText>
+        </w:r>
+        <w:r>
+          <w:rPr>
+            <w:noProof/>
+            <w:webHidden/>
+            <w:rtl w:val="0"/>
+          </w:rPr>
+        </w:r>
+        <w:r>
+          <w:rPr>
+            <w:noProof/>
+            <w:webHidden/>
+            <w:rtl w:val="0"/>
+          </w:rPr>
           <w:fldChar w:fldCharType="separate"/>
         </w:r>
         <w:r>
@@ -180,8 +240,36 @@
             <w:rtl w:val="0"/>
           </w:rPr>
           <w:tab/>
+        </w:r>
+        <w:r>
+          <w:rPr>
+            <w:noProof/>
+            <w:webHidden/>
+            <w:rtl w:val="0"/>
+          </w:rPr>
           <w:fldChar w:fldCharType="begin"/>
+        </w:r>
+        <w:r>
+          <w:rPr>
+            <w:noProof/>
+            <w:webHidden/>
+            <w:rtl w:val="0"/>
+          </w:rPr>
           <w:instrText xml:space="preserve"> PAGEREF _Toc5doc5002 \h </w:instrText>
+        </w:r>
+        <w:r>
+          <w:rPr>
+            <w:noProof/>
+            <w:webHidden/>
+            <w:rtl w:val="0"/>
+          </w:rPr>
+        </w:r>
+        <w:r>
+          <w:rPr>
+            <w:noProof/>
+            <w:webHidden/>
+            <w:rtl w:val="0"/>
+          </w:rPr>
           <w:fldChar w:fldCharType="separate"/>
         </w:r>
         <w:r>
@@ -227,8 +315,36 @@
             <w:rtl w:val="0"/>
           </w:rPr>
           <w:tab/>
+        </w:r>
+        <w:r>
+          <w:rPr>
+            <w:noProof/>
+            <w:webHidden/>
+            <w:rtl w:val="0"/>
+          </w:rPr>
           <w:fldChar w:fldCharType="begin"/>
+        </w:r>
+        <w:r>
+          <w:rPr>
+            <w:noProof/>
+            <w:webHidden/>
+            <w:rtl w:val="0"/>
+          </w:rPr>
           <w:instrText xml:space="preserve"> PAGEREF _Toc5doc5003 \h </w:instrText>
+        </w:r>
+        <w:r>
+          <w:rPr>
+            <w:noProof/>
+            <w:webHidden/>
+            <w:rtl w:val="0"/>
+          </w:rPr>
+        </w:r>
+        <w:r>
+          <w:rPr>
+            <w:noProof/>
+            <w:webHidden/>
+            <w:rtl w:val="0"/>
+          </w:rPr>
           <w:fldChar w:fldCharType="separate"/>
         </w:r>
         <w:r>
@@ -236,7 +352,7 @@
             <w:noProof/>
             <w:webHidden/>
           </w:rPr>
-          <w:t>2</w:t>
+          <w:t>3</w:t>
         </w:r>
         <w:r>
           <w:rPr>
@@ -274,8 +390,36 @@
             <w:rtl w:val="0"/>
           </w:rPr>
           <w:tab/>
+        </w:r>
+        <w:r>
+          <w:rPr>
+            <w:noProof/>
+            <w:webHidden/>
+            <w:rtl w:val="0"/>
+          </w:rPr>
           <w:fldChar w:fldCharType="begin"/>
+        </w:r>
+        <w:r>
+          <w:rPr>
+            <w:noProof/>
+            <w:webHidden/>
+            <w:rtl w:val="0"/>
+          </w:rPr>
           <w:instrText xml:space="preserve"> PAGEREF _Toc5doc5004 \h </w:instrText>
+        </w:r>
+        <w:r>
+          <w:rPr>
+            <w:noProof/>
+            <w:webHidden/>
+            <w:rtl w:val="0"/>
+          </w:rPr>
+        </w:r>
+        <w:r>
+          <w:rPr>
+            <w:noProof/>
+            <w:webHidden/>
+            <w:rtl w:val="0"/>
+          </w:rPr>
           <w:fldChar w:fldCharType="separate"/>
         </w:r>
         <w:r>
@@ -283,7 +427,7 @@
             <w:noProof/>
             <w:webHidden/>
           </w:rPr>
-          <w:t>2</w:t>
+          <w:t>3</w:t>
         </w:r>
         <w:r>
           <w:rPr>
@@ -321,8 +465,36 @@
             <w:rtl w:val="0"/>
           </w:rPr>
           <w:tab/>
+        </w:r>
+        <w:r>
+          <w:rPr>
+            <w:noProof/>
+            <w:webHidden/>
+            <w:rtl w:val="0"/>
+          </w:rPr>
           <w:fldChar w:fldCharType="begin"/>
+        </w:r>
+        <w:r>
+          <w:rPr>
+            <w:noProof/>
+            <w:webHidden/>
+            <w:rtl w:val="0"/>
+          </w:rPr>
           <w:instrText xml:space="preserve"> PAGEREF _Toc5doc5005 \h </w:instrText>
+        </w:r>
+        <w:r>
+          <w:rPr>
+            <w:noProof/>
+            <w:webHidden/>
+            <w:rtl w:val="0"/>
+          </w:rPr>
+        </w:r>
+        <w:r>
+          <w:rPr>
+            <w:noProof/>
+            <w:webHidden/>
+            <w:rtl w:val="0"/>
+          </w:rPr>
           <w:fldChar w:fldCharType="separate"/>
         </w:r>
         <w:r>
@@ -368,8 +540,36 @@
             <w:rtl w:val="0"/>
           </w:rPr>
           <w:tab/>
+        </w:r>
+        <w:r>
+          <w:rPr>
+            <w:noProof/>
+            <w:webHidden/>
+            <w:rtl w:val="0"/>
+          </w:rPr>
           <w:fldChar w:fldCharType="begin"/>
+        </w:r>
+        <w:r>
+          <w:rPr>
+            <w:noProof/>
+            <w:webHidden/>
+            <w:rtl w:val="0"/>
+          </w:rPr>
           <w:instrText xml:space="preserve"> PAGEREF _Toc5doc5006 \h </w:instrText>
+        </w:r>
+        <w:r>
+          <w:rPr>
+            <w:noProof/>
+            <w:webHidden/>
+            <w:rtl w:val="0"/>
+          </w:rPr>
+        </w:r>
+        <w:r>
+          <w:rPr>
+            <w:noProof/>
+            <w:webHidden/>
+            <w:rtl w:val="0"/>
+          </w:rPr>
           <w:fldChar w:fldCharType="separate"/>
         </w:r>
         <w:r>
@@ -415,8 +615,36 @@
             <w:rtl w:val="0"/>
           </w:rPr>
           <w:tab/>
+        </w:r>
+        <w:r>
+          <w:rPr>
+            <w:noProof/>
+            <w:webHidden/>
+            <w:rtl w:val="0"/>
+          </w:rPr>
           <w:fldChar w:fldCharType="begin"/>
+        </w:r>
+        <w:r>
+          <w:rPr>
+            <w:noProof/>
+            <w:webHidden/>
+            <w:rtl w:val="0"/>
+          </w:rPr>
           <w:instrText xml:space="preserve"> PAGEREF _Toc5doc5007 \h </w:instrText>
+        </w:r>
+        <w:r>
+          <w:rPr>
+            <w:noProof/>
+            <w:webHidden/>
+            <w:rtl w:val="0"/>
+          </w:rPr>
+        </w:r>
+        <w:r>
+          <w:rPr>
+            <w:noProof/>
+            <w:webHidden/>
+            <w:rtl w:val="0"/>
+          </w:rPr>
           <w:fldChar w:fldCharType="separate"/>
         </w:r>
         <w:r>
@@ -462,8 +690,36 @@
             <w:rtl w:val="0"/>
           </w:rPr>
           <w:tab/>
+        </w:r>
+        <w:r>
+          <w:rPr>
+            <w:noProof/>
+            <w:webHidden/>
+            <w:rtl w:val="0"/>
+          </w:rPr>
           <w:fldChar w:fldCharType="begin"/>
+        </w:r>
+        <w:r>
+          <w:rPr>
+            <w:noProof/>
+            <w:webHidden/>
+            <w:rtl w:val="0"/>
+          </w:rPr>
           <w:instrText xml:space="preserve"> PAGEREF _Toc5doc5008 \h </w:instrText>
+        </w:r>
+        <w:r>
+          <w:rPr>
+            <w:noProof/>
+            <w:webHidden/>
+            <w:rtl w:val="0"/>
+          </w:rPr>
+        </w:r>
+        <w:r>
+          <w:rPr>
+            <w:noProof/>
+            <w:webHidden/>
+            <w:rtl w:val="0"/>
+          </w:rPr>
           <w:fldChar w:fldCharType="separate"/>
         </w:r>
         <w:r>
@@ -471,7 +727,7 @@
             <w:noProof/>
             <w:webHidden/>
           </w:rPr>
-          <w:t>3</w:t>
+          <w:t>4</w:t>
         </w:r>
         <w:r>
           <w:rPr>
@@ -509,8 +765,36 @@
             <w:rtl w:val="0"/>
           </w:rPr>
           <w:tab/>
+        </w:r>
+        <w:r>
+          <w:rPr>
+            <w:noProof/>
+            <w:webHidden/>
+            <w:rtl w:val="0"/>
+          </w:rPr>
           <w:fldChar w:fldCharType="begin"/>
+        </w:r>
+        <w:r>
+          <w:rPr>
+            <w:noProof/>
+            <w:webHidden/>
+            <w:rtl w:val="0"/>
+          </w:rPr>
           <w:instrText xml:space="preserve"> PAGEREF _Toc5doc5009 \h </w:instrText>
+        </w:r>
+        <w:r>
+          <w:rPr>
+            <w:noProof/>
+            <w:webHidden/>
+            <w:rtl w:val="0"/>
+          </w:rPr>
+        </w:r>
+        <w:r>
+          <w:rPr>
+            <w:noProof/>
+            <w:webHidden/>
+            <w:rtl w:val="0"/>
+          </w:rPr>
           <w:fldChar w:fldCharType="separate"/>
         </w:r>
         <w:r>
@@ -556,8 +840,36 @@
             <w:rtl w:val="0"/>
           </w:rPr>
           <w:tab/>
+        </w:r>
+        <w:r>
+          <w:rPr>
+            <w:noProof/>
+            <w:webHidden/>
+            <w:rtl w:val="0"/>
+          </w:rPr>
           <w:fldChar w:fldCharType="begin"/>
+        </w:r>
+        <w:r>
+          <w:rPr>
+            <w:noProof/>
+            <w:webHidden/>
+            <w:rtl w:val="0"/>
+          </w:rPr>
           <w:instrText xml:space="preserve"> PAGEREF _Toc5doc5010 \h </w:instrText>
+        </w:r>
+        <w:r>
+          <w:rPr>
+            <w:noProof/>
+            <w:webHidden/>
+            <w:rtl w:val="0"/>
+          </w:rPr>
+        </w:r>
+        <w:r>
+          <w:rPr>
+            <w:noProof/>
+            <w:webHidden/>
+            <w:rtl w:val="0"/>
+          </w:rPr>
           <w:fldChar w:fldCharType="separate"/>
         </w:r>
         <w:r>
@@ -603,8 +915,36 @@
             <w:rtl w:val="0"/>
           </w:rPr>
           <w:tab/>
+        </w:r>
+        <w:r>
+          <w:rPr>
+            <w:noProof/>
+            <w:webHidden/>
+            <w:rtl w:val="0"/>
+          </w:rPr>
           <w:fldChar w:fldCharType="begin"/>
+        </w:r>
+        <w:r>
+          <w:rPr>
+            <w:noProof/>
+            <w:webHidden/>
+            <w:rtl w:val="0"/>
+          </w:rPr>
           <w:instrText xml:space="preserve"> PAGEREF _Toc5doc5011 \h </w:instrText>
+        </w:r>
+        <w:r>
+          <w:rPr>
+            <w:noProof/>
+            <w:webHidden/>
+            <w:rtl w:val="0"/>
+          </w:rPr>
+        </w:r>
+        <w:r>
+          <w:rPr>
+            <w:noProof/>
+            <w:webHidden/>
+            <w:rtl w:val="0"/>
+          </w:rPr>
           <w:fldChar w:fldCharType="separate"/>
         </w:r>
         <w:r>
@@ -612,7 +952,7 @@
             <w:noProof/>
             <w:webHidden/>
           </w:rPr>
-          <w:t>4</w:t>
+          <w:t>5</w:t>
         </w:r>
         <w:r>
           <w:rPr>
@@ -650,8 +990,36 @@
             <w:rtl w:val="0"/>
           </w:rPr>
           <w:tab/>
+        </w:r>
+        <w:r>
+          <w:rPr>
+            <w:noProof/>
+            <w:webHidden/>
+            <w:rtl w:val="0"/>
+          </w:rPr>
           <w:fldChar w:fldCharType="begin"/>
+        </w:r>
+        <w:r>
+          <w:rPr>
+            <w:noProof/>
+            <w:webHidden/>
+            <w:rtl w:val="0"/>
+          </w:rPr>
           <w:instrText xml:space="preserve"> PAGEREF _Toc5doc5012 \h </w:instrText>
+        </w:r>
+        <w:r>
+          <w:rPr>
+            <w:noProof/>
+            <w:webHidden/>
+            <w:rtl w:val="0"/>
+          </w:rPr>
+        </w:r>
+        <w:r>
+          <w:rPr>
+            <w:noProof/>
+            <w:webHidden/>
+            <w:rtl w:val="0"/>
+          </w:rPr>
           <w:fldChar w:fldCharType="separate"/>
         </w:r>
         <w:r>
@@ -659,7 +1027,7 @@
             <w:noProof/>
             <w:webHidden/>
           </w:rPr>
-          <w:t>4</w:t>
+          <w:t>5</w:t>
         </w:r>
         <w:r>
           <w:rPr>
@@ -697,8 +1065,36 @@
             <w:rtl w:val="0"/>
           </w:rPr>
           <w:tab/>
+        </w:r>
+        <w:r>
+          <w:rPr>
+            <w:noProof/>
+            <w:webHidden/>
+            <w:rtl w:val="0"/>
+          </w:rPr>
           <w:fldChar w:fldCharType="begin"/>
+        </w:r>
+        <w:r>
+          <w:rPr>
+            <w:noProof/>
+            <w:webHidden/>
+            <w:rtl w:val="0"/>
+          </w:rPr>
           <w:instrText xml:space="preserve"> PAGEREF _Toc5doc5013 \h </w:instrText>
+        </w:r>
+        <w:r>
+          <w:rPr>
+            <w:noProof/>
+            <w:webHidden/>
+            <w:rtl w:val="0"/>
+          </w:rPr>
+        </w:r>
+        <w:r>
+          <w:rPr>
+            <w:noProof/>
+            <w:webHidden/>
+            <w:rtl w:val="0"/>
+          </w:rPr>
           <w:fldChar w:fldCharType="separate"/>
         </w:r>
         <w:r>
@@ -744,8 +1140,36 @@
             <w:rtl w:val="0"/>
           </w:rPr>
           <w:tab/>
+        </w:r>
+        <w:r>
+          <w:rPr>
+            <w:noProof/>
+            <w:webHidden/>
+            <w:rtl w:val="0"/>
+          </w:rPr>
           <w:fldChar w:fldCharType="begin"/>
+        </w:r>
+        <w:r>
+          <w:rPr>
+            <w:noProof/>
+            <w:webHidden/>
+            <w:rtl w:val="0"/>
+          </w:rPr>
           <w:instrText xml:space="preserve"> PAGEREF _Toc5doc5014 \h </w:instrText>
+        </w:r>
+        <w:r>
+          <w:rPr>
+            <w:noProof/>
+            <w:webHidden/>
+            <w:rtl w:val="0"/>
+          </w:rPr>
+        </w:r>
+        <w:r>
+          <w:rPr>
+            <w:noProof/>
+            <w:webHidden/>
+            <w:rtl w:val="0"/>
+          </w:rPr>
           <w:fldChar w:fldCharType="separate"/>
         </w:r>
         <w:r>
@@ -791,8 +1215,36 @@
             <w:rtl w:val="0"/>
           </w:rPr>
           <w:tab/>
+        </w:r>
+        <w:r>
+          <w:rPr>
+            <w:noProof/>
+            <w:webHidden/>
+            <w:rtl w:val="0"/>
+          </w:rPr>
           <w:fldChar w:fldCharType="begin"/>
+        </w:r>
+        <w:r>
+          <w:rPr>
+            <w:noProof/>
+            <w:webHidden/>
+            <w:rtl w:val="0"/>
+          </w:rPr>
           <w:instrText xml:space="preserve"> PAGEREF _Toc5doc5015 \h </w:instrText>
+        </w:r>
+        <w:r>
+          <w:rPr>
+            <w:noProof/>
+            <w:webHidden/>
+            <w:rtl w:val="0"/>
+          </w:rPr>
+        </w:r>
+        <w:r>
+          <w:rPr>
+            <w:noProof/>
+            <w:webHidden/>
+            <w:rtl w:val="0"/>
+          </w:rPr>
           <w:fldChar w:fldCharType="separate"/>
         </w:r>
         <w:r>
@@ -838,8 +1290,36 @@
             <w:rtl w:val="0"/>
           </w:rPr>
           <w:tab/>
+        </w:r>
+        <w:r>
+          <w:rPr>
+            <w:noProof/>
+            <w:webHidden/>
+            <w:rtl w:val="0"/>
+          </w:rPr>
           <w:fldChar w:fldCharType="begin"/>
+        </w:r>
+        <w:r>
+          <w:rPr>
+            <w:noProof/>
+            <w:webHidden/>
+            <w:rtl w:val="0"/>
+          </w:rPr>
           <w:instrText xml:space="preserve"> PAGEREF _Toc5doc5016 \h </w:instrText>
+        </w:r>
+        <w:r>
+          <w:rPr>
+            <w:noProof/>
+            <w:webHidden/>
+            <w:rtl w:val="0"/>
+          </w:rPr>
+        </w:r>
+        <w:r>
+          <w:rPr>
+            <w:noProof/>
+            <w:webHidden/>
+            <w:rtl w:val="0"/>
+          </w:rPr>
           <w:fldChar w:fldCharType="separate"/>
         </w:r>
         <w:r>
@@ -847,7 +1327,7 @@
             <w:noProof/>
             <w:webHidden/>
           </w:rPr>
-          <w:t>5</w:t>
+          <w:t>6</w:t>
         </w:r>
         <w:r>
           <w:rPr>
@@ -885,8 +1365,36 @@
             <w:rtl w:val="0"/>
           </w:rPr>
           <w:tab/>
+        </w:r>
+        <w:r>
+          <w:rPr>
+            <w:noProof/>
+            <w:webHidden/>
+            <w:rtl w:val="0"/>
+          </w:rPr>
           <w:fldChar w:fldCharType="begin"/>
+        </w:r>
+        <w:r>
+          <w:rPr>
+            <w:noProof/>
+            <w:webHidden/>
+            <w:rtl w:val="0"/>
+          </w:rPr>
           <w:instrText xml:space="preserve"> PAGEREF _Toc5doc5017 \h </w:instrText>
+        </w:r>
+        <w:r>
+          <w:rPr>
+            <w:noProof/>
+            <w:webHidden/>
+            <w:rtl w:val="0"/>
+          </w:rPr>
+        </w:r>
+        <w:r>
+          <w:rPr>
+            <w:noProof/>
+            <w:webHidden/>
+            <w:rtl w:val="0"/>
+          </w:rPr>
           <w:fldChar w:fldCharType="separate"/>
         </w:r>
         <w:r>
@@ -932,8 +1440,36 @@
             <w:rtl w:val="0"/>
           </w:rPr>
           <w:tab/>
+        </w:r>
+        <w:r>
+          <w:rPr>
+            <w:noProof/>
+            <w:webHidden/>
+            <w:rtl w:val="0"/>
+          </w:rPr>
           <w:fldChar w:fldCharType="begin"/>
+        </w:r>
+        <w:r>
+          <w:rPr>
+            <w:noProof/>
+            <w:webHidden/>
+            <w:rtl w:val="0"/>
+          </w:rPr>
           <w:instrText xml:space="preserve"> PAGEREF _Toc5doc5018 \h </w:instrText>
+        </w:r>
+        <w:r>
+          <w:rPr>
+            <w:noProof/>
+            <w:webHidden/>
+            <w:rtl w:val="0"/>
+          </w:rPr>
+        </w:r>
+        <w:r>
+          <w:rPr>
+            <w:noProof/>
+            <w:webHidden/>
+            <w:rtl w:val="0"/>
+          </w:rPr>
           <w:fldChar w:fldCharType="separate"/>
         </w:r>
         <w:r>
@@ -979,8 +1515,36 @@
             <w:rtl w:val="0"/>
           </w:rPr>
           <w:tab/>
+        </w:r>
+        <w:r>
+          <w:rPr>
+            <w:noProof/>
+            <w:webHidden/>
+            <w:rtl w:val="0"/>
+          </w:rPr>
           <w:fldChar w:fldCharType="begin"/>
+        </w:r>
+        <w:r>
+          <w:rPr>
+            <w:noProof/>
+            <w:webHidden/>
+            <w:rtl w:val="0"/>
+          </w:rPr>
           <w:instrText xml:space="preserve"> PAGEREF _Toc5doc5019 \h </w:instrText>
+        </w:r>
+        <w:r>
+          <w:rPr>
+            <w:noProof/>
+            <w:webHidden/>
+            <w:rtl w:val="0"/>
+          </w:rPr>
+        </w:r>
+        <w:r>
+          <w:rPr>
+            <w:noProof/>
+            <w:webHidden/>
+            <w:rtl w:val="0"/>
+          </w:rPr>
           <w:fldChar w:fldCharType="separate"/>
         </w:r>
         <w:r>
@@ -1026,8 +1590,36 @@
             <w:rtl w:val="0"/>
           </w:rPr>
           <w:tab/>
+        </w:r>
+        <w:r>
+          <w:rPr>
+            <w:noProof/>
+            <w:webHidden/>
+            <w:rtl w:val="0"/>
+          </w:rPr>
           <w:fldChar w:fldCharType="begin"/>
+        </w:r>
+        <w:r>
+          <w:rPr>
+            <w:noProof/>
+            <w:webHidden/>
+            <w:rtl w:val="0"/>
+          </w:rPr>
           <w:instrText xml:space="preserve"> PAGEREF _Toc5doc5020 \h </w:instrText>
+        </w:r>
+        <w:r>
+          <w:rPr>
+            <w:noProof/>
+            <w:webHidden/>
+            <w:rtl w:val="0"/>
+          </w:rPr>
+        </w:r>
+        <w:r>
+          <w:rPr>
+            <w:noProof/>
+            <w:webHidden/>
+            <w:rtl w:val="0"/>
+          </w:rPr>
           <w:fldChar w:fldCharType="separate"/>
         </w:r>
         <w:r>
@@ -1035,7 +1627,7 @@
             <w:noProof/>
             <w:webHidden/>
           </w:rPr>
-          <w:t>6</w:t>
+          <w:t>7</w:t>
         </w:r>
         <w:r>
           <w:rPr>
@@ -1073,8 +1665,36 @@
             <w:rtl w:val="0"/>
           </w:rPr>
           <w:tab/>
+        </w:r>
+        <w:r>
+          <w:rPr>
+            <w:noProof/>
+            <w:webHidden/>
+            <w:rtl w:val="0"/>
+          </w:rPr>
           <w:fldChar w:fldCharType="begin"/>
+        </w:r>
+        <w:r>
+          <w:rPr>
+            <w:noProof/>
+            <w:webHidden/>
+            <w:rtl w:val="0"/>
+          </w:rPr>
           <w:instrText xml:space="preserve"> PAGEREF _Toc5doc5021 \h </w:instrText>
+        </w:r>
+        <w:r>
+          <w:rPr>
+            <w:noProof/>
+            <w:webHidden/>
+            <w:rtl w:val="0"/>
+          </w:rPr>
+        </w:r>
+        <w:r>
+          <w:rPr>
+            <w:noProof/>
+            <w:webHidden/>
+            <w:rtl w:val="0"/>
+          </w:rPr>
           <w:fldChar w:fldCharType="separate"/>
         </w:r>
         <w:r>
@@ -1120,8 +1740,36 @@
             <w:rtl w:val="0"/>
           </w:rPr>
           <w:tab/>
+        </w:r>
+        <w:r>
+          <w:rPr>
+            <w:noProof/>
+            <w:webHidden/>
+            <w:rtl w:val="0"/>
+          </w:rPr>
           <w:fldChar w:fldCharType="begin"/>
+        </w:r>
+        <w:r>
+          <w:rPr>
+            <w:noProof/>
+            <w:webHidden/>
+            <w:rtl w:val="0"/>
+          </w:rPr>
           <w:instrText xml:space="preserve"> PAGEREF _Toc5doc5022 \h </w:instrText>
+        </w:r>
+        <w:r>
+          <w:rPr>
+            <w:noProof/>
+            <w:webHidden/>
+            <w:rtl w:val="0"/>
+          </w:rPr>
+        </w:r>
+        <w:r>
+          <w:rPr>
+            <w:noProof/>
+            <w:webHidden/>
+            <w:rtl w:val="0"/>
+          </w:rPr>
           <w:fldChar w:fldCharType="separate"/>
         </w:r>
         <w:r>
@@ -1167,8 +1815,36 @@
             <w:rtl w:val="0"/>
           </w:rPr>
           <w:tab/>
+        </w:r>
+        <w:r>
+          <w:rPr>
+            <w:noProof/>
+            <w:webHidden/>
+            <w:rtl w:val="0"/>
+          </w:rPr>
           <w:fldChar w:fldCharType="begin"/>
+        </w:r>
+        <w:r>
+          <w:rPr>
+            <w:noProof/>
+            <w:webHidden/>
+            <w:rtl w:val="0"/>
+          </w:rPr>
           <w:instrText xml:space="preserve"> PAGEREF _Toc5doc5023 \h </w:instrText>
+        </w:r>
+        <w:r>
+          <w:rPr>
+            <w:noProof/>
+            <w:webHidden/>
+            <w:rtl w:val="0"/>
+          </w:rPr>
+        </w:r>
+        <w:r>
+          <w:rPr>
+            <w:noProof/>
+            <w:webHidden/>
+            <w:rtl w:val="0"/>
+          </w:rPr>
           <w:fldChar w:fldCharType="separate"/>
         </w:r>
         <w:r>
@@ -1176,7 +1852,7 @@
             <w:noProof/>
             <w:webHidden/>
           </w:rPr>
-          <w:t>7</w:t>
+          <w:t>8</w:t>
         </w:r>
         <w:r>
           <w:rPr>
@@ -1214,8 +1890,36 @@
             <w:rtl w:val="0"/>
           </w:rPr>
           <w:tab/>
+        </w:r>
+        <w:r>
+          <w:rPr>
+            <w:noProof/>
+            <w:webHidden/>
+            <w:rtl w:val="0"/>
+          </w:rPr>
           <w:fldChar w:fldCharType="begin"/>
+        </w:r>
+        <w:r>
+          <w:rPr>
+            <w:noProof/>
+            <w:webHidden/>
+            <w:rtl w:val="0"/>
+          </w:rPr>
           <w:instrText xml:space="preserve"> PAGEREF _Toc5doc5024 \h </w:instrText>
+        </w:r>
+        <w:r>
+          <w:rPr>
+            <w:noProof/>
+            <w:webHidden/>
+            <w:rtl w:val="0"/>
+          </w:rPr>
+        </w:r>
+        <w:r>
+          <w:rPr>
+            <w:noProof/>
+            <w:webHidden/>
+            <w:rtl w:val="0"/>
+          </w:rPr>
           <w:fldChar w:fldCharType="separate"/>
         </w:r>
         <w:r>
@@ -1261,8 +1965,36 @@
             <w:rtl w:val="0"/>
           </w:rPr>
           <w:tab/>
+        </w:r>
+        <w:r>
+          <w:rPr>
+            <w:noProof/>
+            <w:webHidden/>
+            <w:rtl w:val="0"/>
+          </w:rPr>
           <w:fldChar w:fldCharType="begin"/>
+        </w:r>
+        <w:r>
+          <w:rPr>
+            <w:noProof/>
+            <w:webHidden/>
+            <w:rtl w:val="0"/>
+          </w:rPr>
           <w:instrText xml:space="preserve"> PAGEREF _Toc5doc5025 \h </w:instrText>
+        </w:r>
+        <w:r>
+          <w:rPr>
+            <w:noProof/>
+            <w:webHidden/>
+            <w:rtl w:val="0"/>
+          </w:rPr>
+        </w:r>
+        <w:r>
+          <w:rPr>
+            <w:noProof/>
+            <w:webHidden/>
+            <w:rtl w:val="0"/>
+          </w:rPr>
           <w:fldChar w:fldCharType="separate"/>
         </w:r>
         <w:r>
@@ -1306,6 +2038,7 @@
           <w:sz w:val="27"/>
           <w:szCs w:val="27"/>
         </w:rPr>
+        <w:lastRenderedPageBreak/>
         <w:t>הרעיון המרכזי</w:t>
       </w:r>
       <w:bookmarkEnd w:id="0"/>
@@ -1349,10 +2082,9 @@
           <w:b/>
           <w:bCs/>
         </w:rPr>
-        <w:t xml:space="preserve">44 מדיניויות. Row Level Security מופעלת על כל 17 הטבלאות — בלי יוצא מן הכלל.</w:t>
-      </w:r>
-      <w:r>
-        <w:rPr/>
+        <w:t>44 מדיניויות. Row Level Security מופעלת על כל 17 הטבלאות — בלי יוצא מן הכלל.</w:t>
+      </w:r>
+      <w:r>
         <w:t xml:space="preserve"> ותשע פונקציות SECURITY DEFINER, כולן צרות: שני טריגרים של Supabase Auth (יצירת פרופיל וסנכרון מייל), עוזר-מדיניות אחד (is_coach_of), ושש של צד המאמן — קוד הצטרפות, הצטרפות, שיבוץ למחזור וריקונו. העיקריות מתועדות כאן.</w:t>
       </w:r>
     </w:p>
@@ -1405,10 +2137,11 @@
               <w:bottom w:w="90" w:type="dxa"/>
               <w:right w:w="120" w:type="dxa"/>
             </w:tcMar>
+            <w:vAlign w:val="center"/>
           </w:tcPr>
           <w:p>
             <w:pPr>
-              <w:jc w:val="right"/>
+              <w:jc w:val="center"/>
             </w:pPr>
             <w:r>
               <w:rPr>
@@ -1429,10 +2162,11 @@
               <w:bottom w:w="90" w:type="dxa"/>
               <w:right w:w="120" w:type="dxa"/>
             </w:tcMar>
+            <w:vAlign w:val="center"/>
           </w:tcPr>
           <w:p>
             <w:pPr>
-              <w:jc w:val="right"/>
+              <w:jc w:val="center"/>
             </w:pPr>
             <w:r>
               <w:rPr>
@@ -1454,10 +2188,11 @@
               <w:bottom w:w="90" w:type="dxa"/>
               <w:right w:w="120" w:type="dxa"/>
             </w:tcMar>
+            <w:vAlign w:val="center"/>
           </w:tcPr>
           <w:p>
             <w:pPr>
-              <w:jc w:val="right"/>
+              <w:jc w:val="center"/>
             </w:pPr>
             <w:r>
               <w:t>1. אימות</w:t>
@@ -1473,10 +2208,11 @@
               <w:bottom w:w="90" w:type="dxa"/>
               <w:right w:w="120" w:type="dxa"/>
             </w:tcMar>
+            <w:vAlign w:val="center"/>
           </w:tcPr>
           <w:p>
             <w:pPr>
-              <w:jc w:val="right"/>
+              <w:jc w:val="center"/>
             </w:pPr>
             <w:r>
               <w:t>מי אתה, לפי Supabase Auth — לא קוד שכתבנו</w:t>
@@ -1494,10 +2230,11 @@
               <w:bottom w:w="90" w:type="dxa"/>
               <w:right w:w="120" w:type="dxa"/>
             </w:tcMar>
+            <w:vAlign w:val="center"/>
           </w:tcPr>
           <w:p>
             <w:pPr>
-              <w:jc w:val="right"/>
+              <w:jc w:val="center"/>
             </w:pPr>
             <w:r>
               <w:t>2. הרשאה</w:t>
@@ -1513,10 +2250,11 @@
               <w:bottom w:w="90" w:type="dxa"/>
               <w:right w:w="120" w:type="dxa"/>
             </w:tcMar>
+            <w:vAlign w:val="center"/>
           </w:tcPr>
           <w:p>
             <w:pPr>
-              <w:jc w:val="right"/>
+              <w:jc w:val="center"/>
             </w:pPr>
             <w:r>
               <w:t>מה מותר לך, לפי מדיניות RLS על כל טבלה</w:t>
@@ -1534,10 +2272,11 @@
               <w:bottom w:w="90" w:type="dxa"/>
               <w:right w:w="120" w:type="dxa"/>
             </w:tcMar>
+            <w:vAlign w:val="center"/>
           </w:tcPr>
           <w:p>
             <w:pPr>
-              <w:jc w:val="right"/>
+              <w:jc w:val="center"/>
             </w:pPr>
             <w:r>
               <w:t>3. פעולות מחוברות</w:t>
@@ -1553,10 +2292,11 @@
               <w:bottom w:w="90" w:type="dxa"/>
               <w:right w:w="120" w:type="dxa"/>
             </w:tcMar>
+            <w:vAlign w:val="center"/>
           </w:tcPr>
           <w:p>
             <w:pPr>
-              <w:jc w:val="right"/>
+              <w:jc w:val="center"/>
             </w:pPr>
             <w:r>
               <w:t>אין נתון בלי חשבון — Middleware + בדיקה + RLS</w:t>
@@ -1574,10 +2314,11 @@
               <w:bottom w:w="90" w:type="dxa"/>
               <w:right w:w="120" w:type="dxa"/>
             </w:tcMar>
+            <w:vAlign w:val="center"/>
           </w:tcPr>
           <w:p>
             <w:pPr>
-              <w:jc w:val="right"/>
+              <w:jc w:val="center"/>
             </w:pPr>
             <w:r>
               <w:t>4. בידוד בין משתמשים</w:t>
@@ -1593,13 +2334,14 @@
               <w:bottom w:w="90" w:type="dxa"/>
               <w:right w:w="120" w:type="dxa"/>
             </w:tcMar>
+            <w:vAlign w:val="center"/>
           </w:tcPr>
           <w:p>
             <w:pPr>
-              <w:jc w:val="right"/>
+              <w:jc w:val="center"/>
             </w:pPr>
             <w:r>
-              <w:t xml:space="preserve">הפרצה שנמצאה ותוקנה; הגבול האמיתי הוא מדיניות ה-INSERT</w:t>
+              <w:t>הפרצה שנמצאה ותוקנה; הגבול האמיתי הוא מדיניות ה-INSERT</w:t>
             </w:r>
           </w:p>
         </w:tc>
@@ -1614,10 +2356,11 @@
               <w:bottom w:w="90" w:type="dxa"/>
               <w:right w:w="120" w:type="dxa"/>
             </w:tcMar>
+            <w:vAlign w:val="center"/>
           </w:tcPr>
           <w:p>
             <w:pPr>
-              <w:jc w:val="right"/>
+              <w:jc w:val="center"/>
             </w:pPr>
             <w:r>
               <w:t>5. ולידציית קלטים</w:t>
@@ -1633,10 +2376,11 @@
               <w:bottom w:w="90" w:type="dxa"/>
               <w:right w:w="120" w:type="dxa"/>
             </w:tcMar>
+            <w:vAlign w:val="center"/>
           </w:tcPr>
           <w:p>
             <w:pPr>
-              <w:jc w:val="right"/>
+              <w:jc w:val="center"/>
             </w:pPr>
             <w:r>
               <w:t>בדיקת דפדפן היא נוחות; ההגנה בשרת ובמסד</w:t>
@@ -1654,10 +2398,11 @@
               <w:bottom w:w="90" w:type="dxa"/>
               <w:right w:w="120" w:type="dxa"/>
             </w:tcMar>
+            <w:vAlign w:val="center"/>
           </w:tcPr>
           <w:p>
             <w:pPr>
-              <w:jc w:val="right"/>
+              <w:jc w:val="center"/>
             </w:pPr>
             <w:r>
               <w:t>6. הגנה על API</w:t>
@@ -1673,10 +2418,11 @@
               <w:bottom w:w="90" w:type="dxa"/>
               <w:right w:w="120" w:type="dxa"/>
             </w:tcMar>
+            <w:vAlign w:val="center"/>
           </w:tcPr>
           <w:p>
             <w:pPr>
-              <w:jc w:val="right"/>
+              <w:jc w:val="center"/>
             </w:pPr>
             <w:r>
               <w:t>getUser(), סוד קבוע-זמן, סכימת Zod קשיחה</w:t>
@@ -1694,10 +2440,11 @@
               <w:bottom w:w="90" w:type="dxa"/>
               <w:right w:w="120" w:type="dxa"/>
             </w:tcMar>
+            <w:vAlign w:val="center"/>
           </w:tcPr>
           <w:p>
             <w:pPr>
-              <w:jc w:val="right"/>
+              <w:jc w:val="center"/>
             </w:pPr>
             <w:r>
               <w:t>7. שמירת סודות</w:t>
@@ -1713,10 +2460,11 @@
               <w:bottom w:w="90" w:type="dxa"/>
               <w:right w:w="120" w:type="dxa"/>
             </w:tcMar>
+            <w:vAlign w:val="center"/>
           </w:tcPr>
           <w:p>
             <w:pPr>
-              <w:jc w:val="right"/>
+              <w:jc w:val="center"/>
             </w:pPr>
             <w:r>
               <w:t>מה חשוף ללקוח בכוונה, ומה לא נחשף לעולם</w:t>
@@ -1734,10 +2482,11 @@
               <w:bottom w:w="90" w:type="dxa"/>
               <w:right w:w="120" w:type="dxa"/>
             </w:tcMar>
+            <w:vAlign w:val="center"/>
           </w:tcPr>
           <w:p>
             <w:pPr>
-              <w:jc w:val="right"/>
+              <w:jc w:val="center"/>
             </w:pPr>
             <w:r>
               <w:t>8. מה עדיין פתוח</w:t>
@@ -1753,10 +2502,11 @@
               <w:bottom w:w="90" w:type="dxa"/>
               <w:right w:w="120" w:type="dxa"/>
             </w:tcMar>
+            <w:vAlign w:val="center"/>
           </w:tcPr>
           <w:p>
             <w:pPr>
-              <w:jc w:val="right"/>
+              <w:jc w:val="center"/>
             </w:pPr>
             <w:r>
               <w:t>סיכונים ידועים ומודעים, לא מוסתרים</w:t>
@@ -1815,7 +2565,7 @@
           <w:b/>
           <w:bCs/>
         </w:rPr>
-        <w:t xml:space="preserve">Supabase Auth</w:t>
+        <w:t>Supabase Auth</w:t>
       </w:r>
       <w:r>
         <w:t xml:space="preserve">, מייל וסיסמה. שמירת הסיסמה, גיבובה ואימות המייל הם באחריות Supabase — </w:t>
@@ -1846,7 +2596,7 @@
           <w:sz w:val="23"/>
           <w:szCs w:val="23"/>
         </w:rPr>
-        <w:t xml:space="preserve">הסשן בעוגייה, לא ב-localStorage</w:t>
+        <w:t>הסשן בעוגייה, לא ב-localStorage</w:t>
       </w:r>
       <w:bookmarkEnd w:id="4"/>
     </w:p>
@@ -1950,7 +2700,7 @@
           <w:b/>
           <w:bCs/>
         </w:rPr>
-        <w:t xml:space="preserve">קוד חד-פעמי, לא עם סשן</w:t>
+        <w:t>קוד חד-פעמי, לא עם סשן</w:t>
       </w:r>
       <w:r>
         <w:t xml:space="preserve">. צריך להחליף אותו לסשן </w:t>
@@ -2214,7 +2964,7 @@
                 <w:sz w:val="19"/>
                 <w:szCs w:val="19"/>
               </w:rPr>
-              <w:t xml:space="preserve">הקישור הלך להגדרה גלובלית אחת, משותפת ל-localhost ולייצור</w:t>
+              <w:t>הקישור הלך להגדרה גלובלית אחת, משותפת ל-localhost ולייצור</w:t>
             </w:r>
           </w:p>
         </w:tc>
@@ -2882,7 +3632,7 @@
           <w:szCs w:val="19"/>
           <w:rtl w:val="0"/>
         </w:rPr>
-        <w:t xml:space="preserve">user_id = auth.uid()</w:t>
+        <w:t>user_id = auth.uid()</w:t>
       </w:r>
       <w:r>
         <w:t xml:space="preserve">. </w:t>
@@ -3064,7 +3814,7 @@
           <w:b/>
           <w:bCs/>
         </w:rPr>
-        <w:t xml:space="preserve">כל Server Action</w:t>
+        <w:t>כל Server Action</w:t>
       </w:r>
       <w:r>
         <w:t xml:space="preserve"> בודקת </w:t>
@@ -3243,7 +3993,7 @@
           <w:szCs w:val="17"/>
           <w:rtl w:val="0"/>
         </w:rPr>
-        <w:t xml:space="preserve">·  create policy ca_insert on public.coach_athletes for insert</w:t>
+        <w:t>·  create policy ca_insert on public.coach_athletes for insert</w:t>
       </w:r>
     </w:p>
     <w:p>
@@ -3259,7 +4009,7 @@
           <w:szCs w:val="17"/>
           <w:rtl w:val="0"/>
         </w:rPr>
-        <w:t xml:space="preserve">·    with check (coach_id = auth.uid());</w:t>
+        <w:t>·    with check (coach_id = auth.uid());</w:t>
       </w:r>
     </w:p>
     <w:p>
@@ -3298,7 +4048,7 @@
         <w:spacing w:after="140" w:line="300" w:lineRule="auto"/>
       </w:pPr>
       <w:r>
-        <w:t xml:space="preserve">לקוח Supabase נשלח לדפדפן עם הסשן של המשתמש, ולכן שורה אחת בקונסול הספיקה:</w:t>
+        <w:t>לקוח Supabase נשלח לדפדפן עם הסשן של המשתמש, ולכן שורה אחת בקונסול הספיקה:</w:t>
       </w:r>
     </w:p>
     <w:p>
@@ -3314,7 +4064,7 @@
           <w:szCs w:val="17"/>
           <w:rtl w:val="0"/>
         </w:rPr>
-        <w:t xml:space="preserve">·  supabase.from('coach_athletes')</w:t>
+        <w:t>·  supabase.from('coach_athletes')</w:t>
       </w:r>
     </w:p>
     <w:p>
@@ -3330,7 +4080,7 @@
           <w:szCs w:val="17"/>
           <w:rtl w:val="0"/>
         </w:rPr>
-        <w:t xml:space="preserve">·          .insert({ coach_id: &lt;אני&gt;, athlete_id: &lt;כל אחד&gt;, status: 'active' })</w:t>
+        <w:t>·          .insert({ coach_id: &lt;אני&gt;, athlete_id: &lt;כל אחד&gt;, status: 'active' })</w:t>
       </w:r>
     </w:p>
     <w:p>
@@ -3485,7 +4235,7 @@
           <w:szCs w:val="17"/>
           <w:rtl w:val="0"/>
         </w:rPr>
-        <w:t xml:space="preserve">·  create policy ca_insert on public.coach_athletes for insert</w:t>
+        <w:t>·  create policy ca_insert on public.coach_athletes for insert</w:t>
       </w:r>
     </w:p>
     <w:p>
@@ -3501,7 +4251,7 @@
           <w:szCs w:val="17"/>
           <w:rtl w:val="0"/>
         </w:rPr>
-        <w:t xml:space="preserve">·    with check (athlete_id = auth.uid());</w:t>
+        <w:t>·    with check (athlete_id = auth.uid());</w:t>
       </w:r>
     </w:p>
     <w:p>
@@ -3729,6 +4479,11 @@
     </w:p>
     <w:p>
       <w:pPr>
+        <w:spacing w:after="140" w:line="300" w:lineRule="auto"/>
+      </w:pPr>
+    </w:p>
+    <w:p>
+      <w:pPr>
         <w:pStyle w:val="Heading1"/>
         <w:spacing w:before="320" w:after="120"/>
       </w:pPr>
@@ -3740,6 +4495,7 @@
           <w:sz w:val="27"/>
           <w:szCs w:val="27"/>
         </w:rPr>
+        <w:lastRenderedPageBreak/>
         <w:t>5. ולידציה של קלטים</w:t>
       </w:r>
       <w:bookmarkEnd w:id="29"/>
@@ -3757,7 +4513,6 @@
         <w:spacing w:after="140" w:line="300" w:lineRule="auto"/>
       </w:pPr>
       <w:r>
-        <w:lastRenderedPageBreak/>
         <w:t>איום: בדיקה שקיימת רק בדפדפן נמצאת אצל התוקף וניתנת לעקיפה לגמרי — כל קלט שלא נבדק שוב בשרת חשוף.</w:t>
       </w:r>
     </w:p>
@@ -3941,7 +4696,7 @@
                 <w:sz w:val="19"/>
                 <w:szCs w:val="19"/>
               </w:rPr>
-              <w:t xml:space="preserve">משוב מיידי</w:t>
+              <w:t>משוב מיידי</w:t>
             </w:r>
           </w:p>
         </w:tc>
@@ -3971,7 +4726,7 @@
                 <w:sz w:val="19"/>
                 <w:szCs w:val="19"/>
               </w:rPr>
-              <w:t xml:space="preserve">Server Action</w:t>
+              <w:t>Server Action</w:t>
             </w:r>
           </w:p>
         </w:tc>
@@ -4134,7 +4889,7 @@
           <w:sz w:val="23"/>
           <w:szCs w:val="23"/>
         </w:rPr>
-        <w:t xml:space="preserve">שתי ולידציות שהן אבטחה ולא נוחות</w:t>
+        <w:t>שתי ולידציות שהן אבטחה ולא נוחות</w:t>
       </w:r>
       <w:bookmarkEnd w:id="35"/>
     </w:p>
@@ -4344,7 +5099,7 @@
                 <w:sz w:val="19"/>
                 <w:szCs w:val="19"/>
               </w:rPr>
-              <w:t xml:space="preserve">Server Actions</w:t>
+              <w:t>Server Actions</w:t>
             </w:r>
           </w:p>
         </w:tc>
@@ -4475,6 +5230,7 @@
                 <w:szCs w:val="19"/>
                 <w:rtl w:val="0"/>
               </w:rPr>
+              <w:lastRenderedPageBreak/>
               <w:t>/api/webhooks/health</w:t>
             </w:r>
           </w:p>
@@ -4498,7 +5254,7 @@
                 <w:sz w:val="19"/>
                 <w:szCs w:val="19"/>
               </w:rPr>
-              <w:t xml:space="preserve">סוד + סכימת Zod קשיחה</w:t>
+              <w:t>סוד + סכימת Zod קשיחה</w:t>
             </w:r>
           </w:p>
         </w:tc>
@@ -4612,7 +5368,6 @@
           <w:b/>
           <w:bCs/>
         </w:rPr>
-        <w:lastRenderedPageBreak/>
         <w:t>למה השוואה קבועת-זמן.</w:t>
       </w:r>
       <w:r>
@@ -5110,7 +5865,7 @@
                 <w:sz w:val="19"/>
                 <w:szCs w:val="19"/>
               </w:rPr>
-              <w:t xml:space="preserve">מפתח intervals.icu של המשתמש</w:t>
+              <w:t>מפתח intervals.icu של המשתמש</w:t>
             </w:r>
           </w:p>
         </w:tc>
@@ -5268,6 +6023,21 @@
     </w:p>
     <w:p>
       <w:pPr>
+        <w:spacing w:after="140" w:line="300" w:lineRule="auto"/>
+      </w:pPr>
+    </w:p>
+    <w:p>
+      <w:pPr>
+        <w:spacing w:after="140" w:line="300" w:lineRule="auto"/>
+      </w:pPr>
+    </w:p>
+    <w:p>
+      <w:pPr>
+        <w:spacing w:after="140" w:line="300" w:lineRule="auto"/>
+      </w:pPr>
+    </w:p>
+    <w:p>
+      <w:pPr>
         <w:pStyle w:val="Heading1"/>
         <w:spacing w:before="320" w:after="120"/>
         <w:rPr>
@@ -5280,7 +6050,8 @@
           <w:sz w:val="27"/>
           <w:szCs w:val="27"/>
         </w:rPr>
-        <w:t>8. מה עדיין פתוח — והמלצות</w:t>
+        <w:lastRenderedPageBreak/>
+        <w:t xml:space="preserve">8. מה עדיין פתוח — </w:t>
       </w:r>
       <w:bookmarkEnd w:id="41"/>
     </w:p>
@@ -5297,8 +6068,7 @@
         <w:spacing w:after="140" w:line="300" w:lineRule="auto"/>
       </w:pPr>
       <w:r>
-        <w:rPr/>
-        <w:t xml:space="preserve">איום: שש חסרים ידועים: אין הגבלת קצב, אין בדיקה אוטומטית שכל Server Action בודקת אימות, תמונת פרופיל מנפחת שורה, אין יומן ביקורת, מיילי האימות יוצאים מדומיין בדיקה שמוסר רק לכתובת אחת, ומפתח intervals.icu לא מוצפן בשכבת היישום (פירוט בהמשך).</w:t>
+        <w:t>איום: שש חסרים ידועים: אין הגבלת קצב, אין בדיקה אוטומטית שכל Server Action בודקת אימות, תמונת פרופיל מנפחת שורה, אין יומן ביקורת, מיילי האימות יוצאים מדומיין בדיקה שמוסר רק לכתובת אחת, ומפתח intervals.icu לא מוצפן בשכבת היישום (פירוט בהמשך).</w:t>
       </w:r>
     </w:p>
     <w:p>
@@ -5320,7 +6090,6 @@
           <w:sz w:val="23"/>
           <w:szCs w:val="23"/>
         </w:rPr>
-        <w:lastRenderedPageBreak/>
         <w:t>סיכונים ידועים</w:t>
       </w:r>
       <w:bookmarkEnd w:id="42"/>
@@ -5359,7 +6128,7 @@
           <w:b/>
           <w:bCs/>
         </w:rPr>
-        <w:t xml:space="preserve">כל Server Action היא נקודת קצה ציבורית.</w:t>
+        <w:t>כל Server Action היא נקודת קצה ציבורית.</w:t>
       </w:r>
       <w:r>
         <w:t xml:space="preserve"> כל אחת בודקת אימות, אבל </w:t>
@@ -5444,10 +6213,9 @@
           <w:b/>
           <w:bCs/>
         </w:rPr>
-        <w:t xml:space="preserve">אימות המייל תלוי בדומיין שאין לנו עדיין.</w:t>
-      </w:r>
-      <w:r>
-        <w:rPr/>
+        <w:t>אימות המייל תלוי בדומיין שאין לנו עדיין.</w:t>
+      </w:r>
+      <w:r>
         <w:t xml:space="preserve"> Confirm email דולק ו-Resend מחובר כ-SMTP, אבל בלי דומיין מאומת Resend שולח רק לכתובת בעלת החשבון — כל כתובת אחרת לא תקבל את מייל האימות. לבודקים יש חשבונות דמו שאינם צריכים אימות. </w:t>
       </w:r>
       <w:r>
@@ -5455,10 +6223,9 @@
           <w:b/>
           <w:bCs/>
         </w:rPr>
-        <w:t xml:space="preserve">מה נדרש:</w:t>
-      </w:r>
-      <w:r>
-        <w:rPr/>
+        <w:t>מה נדרש:</w:t>
+      </w:r>
+      <w:r>
         <w:t xml:space="preserve"> דומיין משלנו מאומת ב-Resend לפני פתיחה לקהל.</w:t>
       </w:r>
     </w:p>
@@ -5486,7 +6253,7 @@
           <w:b/>
           <w:bCs/>
         </w:rPr>
-        <w:t xml:space="preserve">מפתח ה-intervals.icu נשמר כטקסט</w:t>
+        <w:t>מפתח ה-intervals.icu נשמר כטקסט</w:t>
       </w:r>
       <w:r>
         <w:t xml:space="preserve">, מוגן ב-RLS. </w:t>
@@ -5538,6 +6305,8 @@
       </w:r>
       <w:r>
         <w:t xml:space="preserve"> — הכי זול, ומכסה את הווקטור הכי סביר.</w:t>
+      </w:r>
+      <w:r>
         <w:br/>
         <w:t xml:space="preserve"> </w:t>
       </w:r>
@@ -5546,10 +6315,12 @@
           <w:b/>
           <w:bCs/>
         </w:rPr>
-        <w:t xml:space="preserve">2. בדיקה אוטומטית שכל Server Action בודקת אימות</w:t>
+        <w:t>2. בדיקה אוטומטית שכל Server Action בודקת אימות</w:t>
       </w:r>
       <w:r>
         <w:t xml:space="preserve"> — הופכת כלל תרבותי לכלל אכיף.</w:t>
+      </w:r>
+      <w:r>
         <w:br/>
         <w:t xml:space="preserve"> </w:t>
       </w:r>

--- a/docs/הגשה סופית/5 - מסמך אבטחת מידע - Runi.docx
+++ b/docs/הגשה סופית/5 - מסמך אבטחת מידע - Runi.docx
@@ -2078,14 +2078,8 @@
         <w:spacing w:after="140" w:line="300" w:lineRule="auto"/>
       </w:pPr>
       <w:r>
-        <w:rPr>
-          <w:b/>
-          <w:bCs/>
-        </w:rPr>
-        <w:t>44 מדיניויות. Row Level Security מופעלת על כל 17 הטבלאות — בלי יוצא מן הכלל.</w:t>
-      </w:r>
-      <w:r>
-        <w:t xml:space="preserve"> ותשע פונקציות SECURITY DEFINER, כולן צרות: שני טריגרים של Supabase Auth (יצירת פרופיל וסנכרון מייל), עוזר-מדיניות אחד (is_coach_of), ושש של צד המאמן — קוד הצטרפות, הצטרפות, שיבוץ למחזור וריקונו. העיקריות מתועדות כאן.</w:t>
+        <w:rPr/>
+        <w:t xml:space="preserve">41 מדיניויות. Row Level Security מופעלת על כל 17 הטבלאות — בלי יוצא מן הכלל. תשע פונקציות SECURITY DEFINER, כולן צרות, וטריגר אחד שנועל את עמודות הזהות של הפרופיל (מיגרציה 0024): שני טריגרים של Supabase Auth (יצירת פרופיל וסנכרון מייל), עוזר-מדיניות אחד (is_coach_of), ושש של צד המאמן — קוד הצטרפות, הצטרפות, שיבוץ למחזור וריקונו. העיקריות מתועדות כאן.</w:t>
       </w:r>
     </w:p>
     <w:p>
@@ -2341,7 +2335,7 @@
               <w:jc w:val="center"/>
             </w:pPr>
             <w:r>
-              <w:t>הפרצה שנמצאה ותוקנה; הגבול האמיתי הוא מדיניות ה-INSERT</w:t>
+              <w:t>הפרצה שנמצאה ותוקנה; מאז 0024 הקשר נוצר רק בפונקציה, לא במדיניות</w:t>
             </w:r>
           </w:p>
         </w:tc>
@@ -3696,11 +3690,7 @@
           <w:b/>
           <w:bCs/>
         </w:rPr>
-        <w:lastRenderedPageBreak/>
-        <w:t>התפקיד אינו הרשאה.</w:t>
-      </w:r>
-      <w:r>
-        <w:t xml:space="preserve"> </w:t>
+        <w:t xml:space="preserve">התפקיד אינו הרשאה.</w:t>
       </w:r>
       <w:r>
         <w:rPr>
@@ -3710,10 +3700,7 @@
           <w:szCs w:val="19"/>
           <w:rtl w:val="0"/>
         </w:rPr>
-        <w:t>role</w:t>
-      </w:r>
-      <w:r>
-        <w:t xml:space="preserve"> מחליט מה מוצג. מה שמותר נקבע בקשר.</w:t>
+        <w:t xml:space="preserve"> role מחליט מה מוצג; מה שמותר נקבע בקשר. ומאז מיגרציה 0024 הוא גם לא ניתן לשינוי מצד הלקוח — טריגר על profiles מסרב לעדכון של role, coach_code ו-email מכל בקשה שאינה של פונקציות המוצר עצמו.</w:t>
       </w:r>
     </w:p>
     <w:p>
@@ -4263,20 +4250,11 @@
           <w:b/>
           <w:bCs/>
         </w:rPr>
-        <w:t>רק המתאמן יוצר את הקשר.</w:t>
-      </w:r>
-      <w:r>
-        <w:t xml:space="preserve"> וזה כבר איך שהמוצר עובד: המאמן מייצר קוד, המתאמן מקליד — </w:t>
-      </w:r>
-      <w:r>
-        <w:rPr>
-          <w:b/>
-          <w:bCs/>
-        </w:rPr>
-        <w:t>והקלדת הקוד היא ההסכמה</w:t>
-      </w:r>
-      <w:r>
-        <w:t>. המדיניות רק סוגרת דרך שנייה, לא-מוסכמת, פנימה.</w:t>
+        <w:t xml:space="preserve">רק המתאמן יוצר את הקשר.</w:t>
+      </w:r>
+      <w:r>
+        <w:rPr/>
+        <w:t xml:space="preserve"> וזה כבר איך שהמוצר עובד: המאמן מייצר קוד, המתאמן מקליד — והקלדת הקוד היא ההסכמה. המדיניות רק סוגרת דרך שנייה, לא-מוסכמת, פנימה. ומיגרציה 0024 הלכה צעד נוסף (ראו "סקירה לפני ההגשה" בהמשך הסעיף): גם המתאמן אינו כותב על הטבלה ישירות — INSERT ו-UPDATE מהלקוח בוטלו, והקשר נוצר אך ורק ב-join_coach, שבודקת את הקוד, את המכסה ואת כלל "מאמן אחד".</w:t>
       </w:r>
     </w:p>
     <w:p>
@@ -4343,6 +4321,142 @@
       </w:r>
       <w:r>
         <w:t xml:space="preserve"> — לא מול הודעת ההצלחה.</w:t>
+      </w:r>
+    </w:p>
+    <w:p>
+      <w:pPr>
+        <w:pStyle w:val="Heading2"/>
+        <w:spacing w:before="240" w:after="120"/>
+      </w:pPr>
+      <w:r>
+        <w:rPr>
+          <w:sz w:val="23"/>
+          <w:szCs w:val="23"/>
+        </w:rPr>
+        <w:t xml:space="preserve">סקירה לפני ההגשה — מיגרציה 0024</w:t>
+      </w:r>
+    </w:p>
+    <w:p>
+      <w:pPr>
+        <w:spacing w:after="140" w:line="300" w:lineRule="auto"/>
+      </w:pPr>
+      <w:r>
+        <w:rPr/>
+        <w:t xml:space="preserve">יומיים לפני ההגשה עברנו על כל סט המדיניות מחדש, בעיניים של מי שמחזיק רק את המפתח הציבורי וסשן רגיל. נמצאו חמישה דברים, כולם נסגרו במיגרציה אחת ובפונקציה אחת בקוד:</w:t>
+      </w:r>
+    </w:p>
+    <w:p>
+      <w:pPr>
+        <w:pStyle w:val="ListParagraph"/>
+        <w:numPr>
+          <w:ilvl w:val="0"/>
+          <w:numId w:val="2"/>
+        </w:numPr>
+        <w:spacing w:after="80" w:line="300" w:lineRule="auto"/>
+      </w:pPr>
+      <w:r>
+        <w:rPr>
+          <w:b/>
+          <w:bCs/>
+        </w:rPr>
+        <w:t xml:space="preserve">תבניות פתוחות לכולם. </w:t>
+      </w:r>
+      <w:r>
+        <w:rPr/>
+        <w:t xml:space="preserve">מיגרציה 0001 פתחה את plan_templates לקריאה לכל אחד (using (true)) — נכון כשהיו רק תבניות ברירת מחדל. 0008 הוסיפה תבניות פרטיות למאמן ומדיניות צרות, אבל המדיניות הישנה לא נמחקה, ומדיניות RLS הן "או": כל מחזיק anon key יכול היה לקרוא את המתודולוגיה של כל מאמן. עכשיו: ברירות המחדל לכל משתמש מחובר, תבניות של מאמן — למאמן ולרצים שלו בלבד.</w:t>
+      </w:r>
+    </w:p>
+    <w:p>
+      <w:pPr>
+        <w:pStyle w:val="ListParagraph"/>
+        <w:numPr>
+          <w:ilvl w:val="0"/>
+          <w:numId w:val="2"/>
+        </w:numPr>
+        <w:spacing w:after="80" w:line="300" w:lineRule="auto"/>
+      </w:pPr>
+      <w:r>
+        <w:rPr>
+          <w:b/>
+          <w:bCs/>
+        </w:rPr>
+        <w:t xml:space="preserve">כתיבה ישירה על coach_athletes. </w:t>
+      </w:r>
+      <w:r>
+        <w:rPr/>
+        <w:t xml:space="preserve">0013 השאירה למתאמן INSERT ו-UPDATE על השורה שלו. מספיק לעקוף את join_coach — בלי קוד, בלי מכסה, בלי "מאמן אחד" — ולהצמיד את עצמך למחזור של מאמן זר. עכשיו: אין כתיבה ישירה; join_coach יוצרת, set_athlete_cycle משבצת, ומחיקה נשארת לשני הצדדים.</w:t>
+      </w:r>
+    </w:p>
+    <w:p>
+      <w:pPr>
+        <w:pStyle w:val="ListParagraph"/>
+        <w:numPr>
+          <w:ilvl w:val="0"/>
+          <w:numId w:val="2"/>
+        </w:numPr>
+        <w:spacing w:after="80" w:line="300" w:lineRule="auto"/>
+      </w:pPr>
+      <w:r>
+        <w:rPr>
+          <w:b/>
+          <w:bCs/>
+        </w:rPr>
+        <w:t xml:space="preserve">עמודות זהות בפרופיל. </w:t>
+      </w:r>
+      <w:r>
+        <w:rPr/>
+        <w:t xml:space="preserve">profiles_upd התירה למשתמש לעדכן כל עמודה בשורה שלו — כולל role, coach_code ו-email. אתלט יכול היה להפוך את עצמו למאמן, או לבחור לעצמו קוד מאמן קצר. עכשיו: טריגר מסרב לשינוי שלהן מכל בקשת לקוח; פונקציות המוצר (issue_coach_code, sync_profile_email) ממשיכות לעבוד כי הן רצות כבעלים.</w:t>
+      </w:r>
+    </w:p>
+    <w:p>
+      <w:pPr>
+        <w:pStyle w:val="ListParagraph"/>
+        <w:numPr>
+          <w:ilvl w:val="0"/>
+          <w:numId w:val="2"/>
+        </w:numPr>
+        <w:spacing w:after="80" w:line="300" w:lineRule="auto"/>
+      </w:pPr>
+      <w:r>
+        <w:rPr>
+          <w:b/>
+          <w:bCs/>
+        </w:rPr>
+        <w:t xml:space="preserve">מרוץ על המושב האחרון. </w:t>
+      </w:r>
+      <w:r>
+        <w:rPr/>
+        <w:t xml:space="preserve">הספירה וההכנסה ב-join_coach היו שתי פקודות בלי נעילה — שני מצטרפים בו-זמנית על המושב החמישי היו נכנסים שניהם. עכשיו: נעילה מייעצת לכל מאמן לאורך הטרנזקציה. ובאותה פונקציה: השם שחוזר למסך "הצטרפת ל-…" נפל לכתובת המייל של המאמן כשאין לו שם — עכשיו לחלק שלפני ה-@, כמו ב-my_coach_name.</w:t>
+      </w:r>
+    </w:p>
+    <w:p>
+      <w:pPr>
+        <w:pStyle w:val="ListParagraph"/>
+        <w:numPr>
+          <w:ilvl w:val="0"/>
+          <w:numId w:val="2"/>
+        </w:numPr>
+        <w:spacing w:after="80" w:line="300" w:lineRule="auto"/>
+      </w:pPr>
+      <w:r>
+        <w:rPr>
+          <w:b/>
+          <w:bCs/>
+        </w:rPr>
+        <w:t xml:space="preserve">הפניה פתוחה דרך backslash. </w:t>
+      </w:r>
+      <w:r>
+        <w:rPr/>
+        <w:t xml:space="preserve">ראו סעיף 5.</w:t>
+      </w:r>
+    </w:p>
+    <w:p>
+      <w:pPr>
+        <w:spacing w:after="140" w:line="300" w:lineRule="auto"/>
+      </w:pPr>
+      <w:r>
+        <w:rPr/>
+        <w:t xml:space="preserve">שלושת הראשונים לא היו ניתנים לניצול מהממשק — אבל הממשק אינו הגבול; המסד הוא. ותסריט הרשאות (scripts/check-permissions.ts, מסמך הבדיקות סעיף 4) מנסה עכשיו את כל חמשת הדברים האלה מול הפרויקט החי עם חשבונות הדמו, כדי שלא יחזרו בשקט.</w:t>
       </w:r>
     </w:p>
     <w:p>
@@ -4902,20 +5016,11 @@
           <w:b/>
           <w:bCs/>
         </w:rPr>
-        <w:t>כתובת הפניה</w:t>
-      </w:r>
-      <w:r>
-        <w:t xml:space="preserve"> — רק נתיב יחסי. כתובת מלאה הופכת את מסך ההתחברות שלנו </w:t>
-      </w:r>
-      <w:r>
-        <w:rPr>
-          <w:b/>
-          <w:bCs/>
-        </w:rPr>
-        <w:t>להפניה פתוחה</w:t>
-      </w:r>
-      <w:r>
-        <w:t xml:space="preserve"> לאתר של תוקף.</w:t>
+        <w:t xml:space="preserve">כתובת הפניה</w:t>
+      </w:r>
+      <w:r>
+        <w:rPr/>
+        <w:t xml:space="preserve"> — רק אל עצמנו. אחרי כניסה מחזירים את המשתמש לכתובת שביקש (redirectTo), וכתובת מלאה הייתה הופכת את מסך ההתחברות להפניה פתוחה לאתר של תוקף. הבדיקה המקורית — "מתחיל ב-/ ולא ב-//" — לא הספיקה: דפדפנים מפרשים \ כמו /, כך ש-/\evil.com עובר אותה ומוביל ל-evil.com. נמצא בסקירה שלפני ההגשה ותוקן: פונקציה אחת (safePath) בונה את הכתובת מול המקור שלנו ומקבלת אותה רק אם המקור נשאר זהה, ואותה פונקציה משרתת את ה-Middleware, את מסך הכניסה ואת שני נתיבי המייל.</w:t>
       </w:r>
     </w:p>
     <w:p>
@@ -5331,8 +5436,29 @@
                 <w:sz w:val="19"/>
                 <w:szCs w:val="19"/>
               </w:rPr>
-              <w:t xml:space="preserve">קוד חד-פעמי; </w:t>
-            </w:r>
+              <w:t xml:space="preserve">קוד חד-פעמי; next נבדק ב-safePath (אותו מקור בלבד)</w:t>
+            </w:r>
+          </w:p>
+        </w:tc>
+      </w:tr>
+      <w:tr>
+        <w:trPr>
+          <w:cantSplit/>
+        </w:trPr>
+        <w:tc>
+          <w:tcPr>
+            <w:tcW w:w="4680" w:type="dxa"/>
+            <w:tcMar>
+              <w:top w:w="90" w:type="dxa"/>
+              <w:left w:w="120" w:type="dxa"/>
+              <w:bottom w:w="90" w:type="dxa"/>
+              <w:right w:w="120" w:type="dxa"/>
+            </w:tcMar>
+          </w:tcPr>
+          <w:p>
+            <w:pPr>
+              <w:spacing w:line="260" w:lineRule="auto"/>
+            </w:pPr>
             <w:r>
               <w:rPr>
                 <w:rFonts w:ascii="Courier New" w:eastAsia="Courier New" w:hAnsi="Courier New" w:cs="Courier New"/>
@@ -5341,14 +5467,30 @@
                 <w:szCs w:val="19"/>
                 <w:rtl w:val="0"/>
               </w:rPr>
-              <w:t>next</w:t>
-            </w:r>
-            <w:r>
-              <w:rPr>
-                <w:sz w:val="19"/>
-                <w:szCs w:val="19"/>
-              </w:rPr>
-              <w:t xml:space="preserve"> נבדק כנתיב יחסי</w:t>
+              <w:t xml:space="preserve">Middleware, מסך הכניסה</w:t>
+            </w:r>
+          </w:p>
+        </w:tc>
+        <w:tc>
+          <w:tcPr>
+            <w:tcW w:w="4680" w:type="dxa"/>
+            <w:tcMar>
+              <w:top w:w="90" w:type="dxa"/>
+              <w:left w:w="120" w:type="dxa"/>
+              <w:bottom w:w="90" w:type="dxa"/>
+              <w:right w:w="120" w:type="dxa"/>
+            </w:tcMar>
+          </w:tcPr>
+          <w:p>
+            <w:pPr>
+              <w:spacing w:line="260" w:lineRule="auto"/>
+            </w:pPr>
+            <w:r>
+              <w:rPr>
+                <w:sz w:val="19"/>
+                <w:szCs w:val="19"/>
+              </w:rPr>
+              <w:t xml:space="preserve">redirectTo נבדק באותה safePath</w:t>
             </w:r>
           </w:p>
         </w:tc>
@@ -5957,10 +6099,11 @@
           <w:b/>
           <w:bCs/>
         </w:rPr>
-        <w:t>.env.local לא נכנס לגיט.</w:t>
-      </w:r>
-      <w:r>
-        <w:t xml:space="preserve"> .gitignore חוסם .env*, ו-.env.example מתעד את השמות בלי הערכים.</w:t>
+        <w:t xml:space="preserve">כל מפתח של פלטפורמה חיצונית נשאר בשרת. </w:t>
+      </w:r>
+      <w:r>
+        <w:rPr/>
+        <w:t xml:space="preserve">Supabase, Resend, intervals.icu — ובעתיד ספקי השעונים והסליקה — נשמרים כמשתני סביבה ב-Vercel או בטבלה מאחורי RLS, לעולם לא בקוד ולעולם לא בדפדפן. .env.example מתעד את השמות בלי הערכים, ו-README מסביר מה כל אחד עושה.</w:t>
       </w:r>
     </w:p>
     <w:p>
@@ -5977,20 +6120,10 @@
           <w:b/>
           <w:bCs/>
         </w:rPr>
-        <w:t>המפתח האישי לא מגיע לדפדפן.</w:t>
-      </w:r>
-      <w:r>
-        <w:t xml:space="preserve"> הסנכרון רץ </w:t>
-      </w:r>
-      <w:r>
-        <w:rPr>
-          <w:b/>
-          <w:bCs/>
-        </w:rPr>
-        <w:t>רק</w:t>
-      </w:r>
-      <w:r>
-        <w:t xml:space="preserve"> בשרת. הפאנל בהגדרות מציג ארבעה תווים אחרונים בלבד.</w:t>
+        <w:t>.env.local לא נכנס לגיט.</w:t>
+      </w:r>
+      <w:r>
+        <w:t xml:space="preserve"> .gitignore חוסם .env*, ו-.env.example מתעד את השמות בלי הערכים.</w:t>
       </w:r>
     </w:p>
     <w:p>
@@ -6007,10 +6140,41 @@
           <w:b/>
           <w:bCs/>
         </w:rPr>
-        <w:t>מפתח ה-service-role עוקף את כל ההרשאות</w:t>
-      </w:r>
-      <w:r>
-        <w:t xml:space="preserve"> — ולכן הוא רק במשימה היומית, שאין לה משתמש מחובר לפעול בשמו.</w:t>
+        <w:t>המפתח האישי לא מגיע לדפדפן.</w:t>
+      </w:r>
+      <w:r>
+        <w:t xml:space="preserve"> הסנכרון רץ </w:t>
+      </w:r>
+      <w:r>
+        <w:rPr>
+          <w:b/>
+          <w:bCs/>
+        </w:rPr>
+        <w:t>רק</w:t>
+      </w:r>
+      <w:r>
+        <w:t xml:space="preserve"> בשרת. הפאנל בהגדרות מציג ארבעה תווים אחרונים בלבד.</w:t>
+      </w:r>
+    </w:p>
+    <w:p>
+      <w:pPr>
+        <w:pStyle w:val="ListParagraph"/>
+        <w:numPr>
+          <w:ilvl w:val="0"/>
+          <w:numId w:val="2"/>
+        </w:numPr>
+        <w:spacing w:after="80" w:line="300" w:lineRule="auto"/>
+      </w:pPr>
+      <w:r>
+        <w:rPr>
+          <w:b/>
+          <w:bCs/>
+        </w:rPr>
+        <w:t xml:space="preserve">מפתח ה-service-role עוקף את כל ההרשאות</w:t>
+      </w:r>
+      <w:r>
+        <w:rPr/>
+        <w:t xml:space="preserve"> — ולכן הוא רק במשימה היומית וב-webhook, שאין להם משתמש מחובר לפעול בשמו.</w:t>
       </w:r>
     </w:p>
     <w:p>
@@ -6068,7 +6232,7 @@
         <w:spacing w:after="140" w:line="300" w:lineRule="auto"/>
       </w:pPr>
       <w:r>
-        <w:t>איום: שש חסרים ידועים: אין הגבלת קצב, אין בדיקה אוטומטית שכל Server Action בודקת אימות, תמונת פרופיל מנפחת שורה, אין יומן ביקורת, מיילי האימות יוצאים מדומיין בדיקה שמוסר רק לכתובת אחת, ומפתח intervals.icu לא מוצפן בשכבת היישום (פירוט בהמשך).</w:t>
+        <w:t>איום: שבעה חסרים ידועים: אין הגבלת קצב, אין בדיקה אוטומטית שכל Server Action בודקת אימות, תמונת פרופיל מנפחת שורה, אין יומן ביקורת, מיילי האימות יוצאים מדומיין בדיקה שמוסר רק לכתובת אחת, מפתח intervals.icu לא מוצפן בשכבת היישום, ו-webhook הבריאות כבוי עד שיקבל סוד לכל משתמש (פירוט בהמשך).</w:t>
       </w:r>
     </w:p>
     <w:p>
@@ -6128,20 +6292,26 @@
           <w:b/>
           <w:bCs/>
         </w:rPr>
-        <w:t>כל Server Action היא נקודת קצה ציבורית.</w:t>
-      </w:r>
-      <w:r>
-        <w:t xml:space="preserve"> כל אחת בודקת אימות, אבל </w:t>
-      </w:r>
-      <w:r>
-        <w:rPr>
-          <w:b/>
-          <w:bCs/>
-        </w:rPr>
-        <w:t>הגבול נשען על כך שאף אחת לא תישכח.</w:t>
-      </w:r>
-      <w:r>
-        <w:t xml:space="preserve"> ויש כמה שנשארו מיוצאות בלי שאף מסך קורא להן. </w:t>
+        <w:t xml:space="preserve">כל Server Action היא נקודת קצה ציבורית.</w:t>
+      </w:r>
+      <w:r>
+        <w:rPr/>
+        <w:t xml:space="preserve"> כל אחת בודקת אימות, אבל הגבול נשען על כך שאף אחת לא תישכח (הפעולות שנשארו מיוצאות בלי קורא הוסרו בניקוי שלפני ההגשה). תסריט ההרשאות מכסה את המסד; מה נדרש: בדיקה אוטומטית שכל ייצוא מקובץ "use server" מכיל בדיקת אימות.</w:t>
+      </w:r>
+    </w:p>
+    <w:p>
+      <w:pPr>
+        <w:spacing w:after="140" w:line="300" w:lineRule="auto"/>
+      </w:pPr>
+      <w:r>
+        <w:rPr>
+          <w:b/>
+          <w:bCs/>
+        </w:rPr>
+        <w:t>תמונת הפרופיל נשמרת בתוך שורת הפרופיל</w:t>
+      </w:r>
+      <w:r>
+        <w:t xml:space="preserve"> כטקסט מקודד, עד ~280 אלף תווים. תקין, אבל מנפח שורה שנקראת בכל טעינה. </w:t>
       </w:r>
       <w:r>
         <w:rPr>
@@ -6151,22 +6321,22 @@
         <w:t>מה נדרש:</w:t>
       </w:r>
       <w:r>
-        <w:t xml:space="preserve"> בדיקה אוטומטית שכל ייצוא כזה מכיל בדיקת אימות.</w:t>
-      </w:r>
-    </w:p>
-    <w:p>
-      <w:pPr>
-        <w:spacing w:after="140" w:line="300" w:lineRule="auto"/>
-      </w:pPr>
-      <w:r>
-        <w:rPr>
-          <w:b/>
-          <w:bCs/>
-        </w:rPr>
-        <w:t>תמונת הפרופיל נשמרת בתוך שורת הפרופיל</w:t>
-      </w:r>
-      <w:r>
-        <w:t xml:space="preserve"> כטקסט מקודד, עד ~280 אלף תווים. תקין, אבל מנפח שורה שנקראת בכל טעינה. </w:t>
+        <w:t xml:space="preserve"> Supabase Storage.</w:t>
+      </w:r>
+    </w:p>
+    <w:p>
+      <w:pPr>
+        <w:spacing w:after="140" w:line="300" w:lineRule="auto"/>
+      </w:pPr>
+      <w:r>
+        <w:rPr>
+          <w:b/>
+          <w:bCs/>
+        </w:rPr>
+        <w:t>יש רישום שגיאות, אין יומן ביקורת.</w:t>
+      </w:r>
+      <w:r>
+        <w:t xml:space="preserve"> כישלון בפעולת שרת נרשם ביומן של Vercel. אבל אין רישום של מי עשה מה — מי הצטרף למאמן, מי ערך אימון, מי שינה פרופיל. </w:t>
       </w:r>
       <w:r>
         <w:rPr>
@@ -6176,22 +6346,22 @@
         <w:t>מה נדרש:</w:t>
       </w:r>
       <w:r>
-        <w:t xml:space="preserve"> Supabase Storage.</w:t>
-      </w:r>
-    </w:p>
-    <w:p>
-      <w:pPr>
-        <w:spacing w:after="140" w:line="300" w:lineRule="auto"/>
-      </w:pPr>
-      <w:r>
-        <w:rPr>
-          <w:b/>
-          <w:bCs/>
-        </w:rPr>
-        <w:t>יש רישום שגיאות, אין יומן ביקורת.</w:t>
-      </w:r>
-      <w:r>
-        <w:t xml:space="preserve"> כישלון בפעולת שרת נרשם ביומן של Vercel. אבל אין רישום של מי עשה מה — מי הצטרף למאמן, מי ערך אימון, מי שינה פרופיל. </w:t>
+        <w:t xml:space="preserve"> יומן ביקורת לפעולות רגישות.</w:t>
+      </w:r>
+    </w:p>
+    <w:p>
+      <w:pPr>
+        <w:spacing w:after="140" w:line="300" w:lineRule="auto"/>
+      </w:pPr>
+      <w:r>
+        <w:rPr>
+          <w:b/>
+          <w:bCs/>
+        </w:rPr>
+        <w:t>אימות המייל תלוי בדומיין שאין לנו עדיין.</w:t>
+      </w:r>
+      <w:r>
+        <w:t xml:space="preserve"> Confirm email דולק ו-Resend מחובר כ-SMTP, אבל בלי דומיין מאומת Resend שולח רק לכתובת בעלת החשבון — כל כתובת אחרת לא תקבל את מייל האימות. לבודקים יש חשבונות דמו שאינם צריכים אימות. </w:t>
       </w:r>
       <w:r>
         <w:rPr>
@@ -6201,22 +6371,37 @@
         <w:t>מה נדרש:</w:t>
       </w:r>
       <w:r>
-        <w:t xml:space="preserve"> יומן ביקורת לפעולות רגישות.</w:t>
-      </w:r>
-    </w:p>
-    <w:p>
-      <w:pPr>
-        <w:spacing w:after="140" w:line="300" w:lineRule="auto"/>
-      </w:pPr>
-      <w:r>
-        <w:rPr>
-          <w:b/>
-          <w:bCs/>
-        </w:rPr>
-        <w:t>אימות המייל תלוי בדומיין שאין לנו עדיין.</w:t>
-      </w:r>
-      <w:r>
-        <w:t xml:space="preserve"> Confirm email דולק ו-Resend מחובר כ-SMTP, אבל בלי דומיין מאומת Resend שולח רק לכתובת בעלת החשבון — כל כתובת אחרת לא תקבל את מייל האימות. לבודקים יש חשבונות דמו שאינם צריכים אימות. </w:t>
+        <w:t xml:space="preserve"> דומיין משלנו מאומת ב-Resend לפני פתיחה לקהל.</w:t>
+      </w:r>
+    </w:p>
+    <w:p>
+      <w:pPr>
+        <w:spacing w:after="140" w:line="300" w:lineRule="auto"/>
+      </w:pPr>
+      <w:r>
+        <w:rPr>
+          <w:b/>
+          <w:bCs/>
+        </w:rPr>
+        <w:t>אין אימות דו-שלבי.</w:t>
+      </w:r>
+    </w:p>
+    <w:p>
+      <w:pPr>
+        <w:spacing w:after="140" w:line="300" w:lineRule="auto"/>
+        <w:rPr>
+          <w:lang w:val="en-US"/>
+        </w:rPr>
+      </w:pPr>
+      <w:r>
+        <w:rPr>
+          <w:b/>
+          <w:bCs/>
+        </w:rPr>
+        <w:t>מפתח ה-intervals.icu נשמר כטקסט</w:t>
+      </w:r>
+      <w:r>
+        <w:t xml:space="preserve">, מוגן ב-RLS. </w:t>
       </w:r>
       <w:r>
         <w:rPr>
@@ -6226,47 +6411,23 @@
         <w:t>מה נדרש:</w:t>
       </w:r>
       <w:r>
-        <w:t xml:space="preserve"> דומיין משלנו מאומת ב-Resend לפני פתיחה לקהל.</w:t>
-      </w:r>
-    </w:p>
-    <w:p>
-      <w:pPr>
-        <w:spacing w:after="140" w:line="300" w:lineRule="auto"/>
-      </w:pPr>
-      <w:r>
-        <w:rPr>
-          <w:b/>
-          <w:bCs/>
-        </w:rPr>
-        <w:t>אין אימות דו-שלבי.</w:t>
-      </w:r>
-    </w:p>
-    <w:p>
-      <w:pPr>
-        <w:spacing w:after="140" w:line="300" w:lineRule="auto"/>
-        <w:rPr>
-          <w:lang w:val="en-US"/>
-        </w:rPr>
-      </w:pPr>
-      <w:r>
-        <w:rPr>
-          <w:b/>
-          <w:bCs/>
-        </w:rPr>
-        <w:t>מפתח ה-intervals.icu נשמר כטקסט</w:t>
-      </w:r>
-      <w:r>
-        <w:t xml:space="preserve">, מוגן ב-RLS. </w:t>
-      </w:r>
-      <w:r>
-        <w:rPr>
-          <w:b/>
-          <w:bCs/>
-        </w:rPr>
-        <w:t>מה נדרש:</w:t>
-      </w:r>
-      <w:r>
         <w:t xml:space="preserve"> הצפנה בשכבת היישום, כך שהמפתח לא נמצא באותו מקום כמו הנתונים.</w:t>
+      </w:r>
+    </w:p>
+    <w:p>
+      <w:pPr>
+        <w:spacing w:after="140" w:line="300" w:lineRule="auto"/>
+      </w:pPr>
+      <w:r>
+        <w:rPr>
+          <w:b/>
+          <w:bCs/>
+        </w:rPr>
+        <w:t xml:space="preserve">webhook הבריאות כבוי. </w:t>
+      </w:r>
+      <w:r>
+        <w:rPr/>
+        <w:t xml:space="preserve">/api/webhooks/health נועד לקבל שינה, HRV ודופק מנוחה מאפליקציית גישור. הוא מאמת סוד אחד לכל הפריסה וכותב עם מפתח ה-service-role לפי userId שבבקשה — כלומר מי שמחזיק את הסוד יכול לכתוב נתוני התאוששות לכל חשבון. לכן הוא מחזיר 404 כל עוד HEALTH_WEBHOOK_ENABLED אינו true. מה נדרש: טוקן לכל משתמש, שנוצר בהגדרות ומאומת מול הטבלה שלו.</w:t>
       </w:r>
     </w:p>
     <w:p>
